--- a/docs/PKG-EEG-015_RevB_packing_labelling_and_shipping.docx
+++ b/docs/PKG-EEG-015_RevB_packing_labelling_and_shipping.docx
@@ -132,7 +132,7 @@
         <w:t xml:space="preserve"> </w:t>
       </w:r>
       <w:r>
-        <w:t xml:space="preserve">DSN-EEG-003 Rev C, then RFQ-EEG-001 Rev E. Where this</w:t>
+        <w:t xml:space="preserve">DSN-EEG-003 Rev D, then RFQ-EEG-001 Rev E. Where this</w:t>
       </w:r>
       <w:r>
         <w:t xml:space="preserve"> </w:t>
@@ -162,31 +162,31 @@
         <w:t xml:space="preserve"> </w:t>
       </w:r>
       <w:r>
-        <w:t xml:space="preserve">issue of the document it cites: DSN-EEG-002 Rev E, DSN-EEG-003 Rev C, RFQ-EEG-001 Rev E,</w:t>
-      </w:r>
-      <w:r>
-        <w:t xml:space="preserve"> </w:t>
-      </w:r>
-      <w:r>
-        <w:t xml:space="preserve">FW-EEG-001 Rev C, TST-EEG-004 Rev C, SCH-EEG-005 Rev B, ICD-EEG-006 Rev B, ASM-EEG-007</w:t>
-      </w:r>
-      <w:r>
-        <w:t xml:space="preserve"> </w:t>
-      </w:r>
-      <w:r>
-        <w:t xml:space="preserve">Rev B, WH-EEG-008 Rev B, JIG-EEG-009 Rev B, QP-EEG-010 Rev B, RISK-EEG-011 Rev B,</w:t>
-      </w:r>
-      <w:r>
-        <w:t xml:space="preserve"> </w:t>
-      </w:r>
-      <w:r>
-        <w:t xml:space="preserve">REG-EEG-012 Rev B, SVC-EEG-013 Rev B, IFU-EEG-014 Rev B, ECO-EEG-016 Rev B, AVL-EEG-017</w:t>
-      </w:r>
-      <w:r>
-        <w:t xml:space="preserve"> </w:t>
-      </w:r>
-      <w:r>
-        <w:t xml:space="preserve">Rev B, SIM-EEG-018 Rev A, PARTS-EEG-019 Rev B, MECH-EEG-020 Rev A and RUL-EEG-021 Rev A.</w:t>
+        <w:t xml:space="preserve">issue of the document it cites: DSN-EEG-002 Rev E, DSN-EEG-003 Rev D, RFQ-EEG-001 Rev E,</w:t>
+      </w:r>
+      <w:r>
+        <w:t xml:space="preserve"> </w:t>
+      </w:r>
+      <w:r>
+        <w:t xml:space="preserve">FW-EEG-001 Rev D, TST-EEG-004 Rev C, SCH-EEG-005 Rev B, ICD-EEG-006 Rev C, ASM-EEG-007</w:t>
+      </w:r>
+      <w:r>
+        <w:t xml:space="preserve"> </w:t>
+      </w:r>
+      <w:r>
+        <w:t xml:space="preserve">Rev B, WH-EEG-008 Rev B, JIG-EEG-009 Rev C, QP-EEG-010 Rev B, RISK-EEG-011 Rev B,</w:t>
+      </w:r>
+      <w:r>
+        <w:t xml:space="preserve"> </w:t>
+      </w:r>
+      <w:r>
+        <w:t xml:space="preserve">REG-EEG-012 Rev B, SVC-EEG-013 Rev B, IFU-EEG-014 Rev B, ECO-EEG-016 Rev C, AVL-EEG-017</w:t>
+      </w:r>
+      <w:r>
+        <w:t xml:space="preserve"> </w:t>
+      </w:r>
+      <w:r>
+        <w:t xml:space="preserve">Rev C, SIM-EEG-018 Rev A, PARTS-EEG-019 Rev B, MECH-EEG-020 Rev A and RUL-EEG-021 Rev B.</w:t>
       </w:r>
       <w:r>
         <w:t xml:space="preserve"> </w:t>
@@ -527,7 +527,7 @@
         <w:t xml:space="preserve"> </w:t>
       </w:r>
       <w:r>
-        <w:t xml:space="preserve">ECO-EEG-016 Rev B section 1 has registered ART-LBL-01 to ART-LBL-07,</w:t>
+        <w:t xml:space="preserve">ECO-EEG-016 Rev C section 1 has registered ART-LBL-01 to ART-LBL-07,</w:t>
       </w:r>
       <w:r>
         <w:t xml:space="preserve"> </w:t>
@@ -1068,7 +1068,7 @@
         <w:t xml:space="preserve"> </w:t>
       </w:r>
       <w:r>
-        <w:t xml:space="preserve">star-point and isolation rules that go with them are DSN-EEG-003 Rev C section 3.3. At 2</w:t>
+        <w:t xml:space="preserve">star-point and isolation rules that go with them are DSN-EEG-003 Rev D section 3.3. At 2</w:t>
       </w:r>
       <w:r>
         <w:t xml:space="preserve"> </w:t>
@@ -1233,7 +1233,7 @@
         <w:t xml:space="preserve"> </w:t>
       </w:r>
       <w:r>
-        <w:t xml:space="preserve">and from the part register PARTS-EEG-019 Rev B and DSN-EEG-003 Rev C section 4; where the kit BOM</w:t>
+        <w:t xml:space="preserve">and from the part register PARTS-EEG-019 Rev B and DSN-EEG-003 Rev D section 4; where the kit BOM</w:t>
       </w:r>
       <w:r>
         <w:t xml:space="preserve"> </w:t>
@@ -13875,7 +13875,7 @@
         <w:t xml:space="preserve"> </w:t>
       </w:r>
       <w:r>
-        <w:t xml:space="preserve">the two. AVL-EEG-017 Rev B K21 restates it no longer: at this issue K21 cites section 3.2</w:t>
+        <w:t xml:space="preserve">the two. AVL-EEG-017 Rev C K21 restates it no longer: at this issue K21 cites section 3.2</w:t>
       </w:r>
       <w:r>
         <w:t xml:space="preserve"> </w:t>
@@ -14133,7 +14133,7 @@
         <w:t xml:space="preserve"> </w:t>
       </w:r>
       <w:r>
-        <w:t xml:space="preserve">Rev B K21 and PARTS-EEG-019 Rev B CASE-01 cite it; RFQ-EEG-001 M-05 is corrected to it at</w:t>
+        <w:t xml:space="preserve">Rev C K21 and PARTS-EEG-019 Rev B CASE-01 cite it; RFQ-EEG-001 M-05 is corrected to it at</w:t>
       </w:r>
       <w:r>
         <w:t xml:space="preserve"> </w:t>
@@ -15039,7 +15039,7 @@
         <w:pStyle w:val="BodyText"/>
       </w:pPr>
       <w:r>
-        <w:t xml:space="preserve">AVL-EEG-017 Rev B K21 agrees with this section at this issue. It names the Peli 1560,</w:t>
+        <w:t xml:space="preserve">AVL-EEG-017 Rev C K21 agrees with this section at this issue. It names the Peli 1560,</w:t>
       </w:r>
       <w:r>
         <w:t xml:space="preserve"> </w:t>
@@ -15876,7 +15876,7 @@
           <w:b/>
           <w:bCs/>
         </w:rPr>
-        <w:t xml:space="preserve">FW-EEG-001 Rev C section 7</w:t>
+        <w:t xml:space="preserve">FW-EEG-001 Rev D section 7</w:t>
       </w:r>
       <w:r>
         <w:t xml:space="preserve">, and this document does</w:t>
@@ -17264,7 +17264,7 @@
         <w:pStyle w:val="FirstParagraph"/>
       </w:pPr>
       <w:r>
-        <w:t xml:space="preserve">ECO-EEG-016 Rev B section 1 registers ART-LBL-01 to ART-LBL-07, ART-PACK-01, ART-DIS-01,</w:t>
+        <w:t xml:space="preserve">ECO-EEG-016 Rev C section 1 registers ART-LBL-01 to ART-LBL-07, ART-PACK-01, ART-DIS-01,</w:t>
       </w:r>
       <w:r>
         <w:t xml:space="preserve"> </w:t>
@@ -18332,7 +18332,7 @@
         <w:t xml:space="preserve"> </w:t>
       </w:r>
       <w:r>
-        <w:t xml:space="preserve">and nowhere else. FW-EEG-001 Rev C, WH-EEG-008 Rev B, ASM-EEG-007 Rev B, QP-EEG-010 Rev B,</w:t>
+        <w:t xml:space="preserve">and nowhere else. FW-EEG-001 Rev D, WH-EEG-008 Rev B, ASM-EEG-007 Rev B, QP-EEG-010 Rev B,</w:t>
       </w:r>
       <w:r>
         <w:t xml:space="preserve"> </w:t>
@@ -18445,7 +18445,7 @@
           <w:b/>
           <w:bCs/>
         </w:rPr>
-        <w:t xml:space="preserve">RUL-EEG-021 Rev A section B</w:t>
+        <w:t xml:space="preserve">RUL-EEG-021 Rev B section B</w:t>
       </w:r>
       <w:r>
         <w:t xml:space="preserve"> </w:t>
